--- a/Coding 2 - year/Unit 3 - Advanced Functions & Algorithms/Daily Lesson Plans/Word/Day 17.docx
+++ b/Coding 2 - year/Unit 3 - Advanced Functions & Algorithms/Daily Lesson Plans/Word/Day 17.docx
@@ -50,12 +50,15 @@
               </w:rPr>
               <w:t xml:space="preserve">Coding II — Full Year</w:t>
             </w:r>
-          </w:p>
-          <w:p>
-            <w:pPr>
-              <w:spacing w:before="40"/>
-              <w:jc w:val="center"/>
-            </w:pPr>
+            <w:r>
+              <w:rPr>
+                <w:rFonts w:ascii="Arial" w:cs="Arial" w:eastAsia="Arial" w:hAnsi="Arial"/>
+                <w:sz w:val="16"/>
+                <w:szCs w:val="16"/>
+              </w:rPr>
+              <w:br/>
+              <w:t xml:space="preserve"/>
+            </w:r>
             <w:r>
               <w:rPr>
                 <w:rFonts w:ascii="Arial" w:cs="Arial" w:eastAsia="Arial" w:hAnsi="Arial"/>
@@ -83,7 +86,7 @@
           <w:rFonts w:ascii="Arial" w:cs="Arial" w:eastAsia="Arial" w:hAnsi="Arial"/>
           <w:b/>
           <w:bCs/>
-          <w:color w:val="0D3B1F"/>
+          <w:color w:val="1B7A4A"/>
           <w:sz w:val="32"/>
           <w:szCs w:val="32"/>
         </w:rPr>
@@ -261,9 +264,9 @@
               <w:right w:val="single" w:color="CCCCCC" w:sz="1"/>
             </w:tcBorders>
             <w:tcMar>
-              <w:top w:type="dxa" w:w="60"/>
+              <w:top w:type="dxa" w:w="80"/>
               <w:left w:type="dxa" w:w="120"/>
-              <w:bottom w:type="dxa" w:w="60"/>
+              <w:bottom w:type="dxa" w:w="80"/>
               <w:right w:type="dxa" w:w="120"/>
             </w:tcMar>
           </w:tcPr>
@@ -290,20 +293,213 @@
               <w:right w:val="single" w:color="CCCCCC" w:sz="1"/>
             </w:tcBorders>
             <w:tcMar>
-              <w:top w:type="dxa" w:w="60"/>
+              <w:top w:type="dxa" w:w="80"/>
               <w:left w:type="dxa" w:w="120"/>
-              <w:bottom w:type="dxa" w:w="60"/>
+              <w:bottom w:type="dxa" w:w="80"/>
               <w:right w:type="dxa" w:w="120"/>
             </w:tcMar>
           </w:tcPr>
           <w:p>
-            <w:r>
-              <w:rPr>
-                <w:rFonts w:ascii="Arial" w:cs="Arial" w:eastAsia="Arial" w:hAnsi="Arial"/>
-                <w:sz w:val="20"/>
-                <w:szCs w:val="20"/>
+            <w:pPr>
+              <w:spacing w:after="80" w:before="80"/>
+            </w:pPr>
+            <w:r>
+              <w:rPr>
+                <w:rFonts w:ascii="Arial" w:cs="Arial" w:eastAsia="Arial" w:hAnsi="Arial"/>
+                <w:b/>
+                <w:bCs/>
+                <w:i w:val="false"/>
+                <w:iCs w:val="false"/>
+                <w:color w:val="000000"/>
+                <w:sz w:val="22"/>
+                <w:szCs w:val="22"/>
               </w:rPr>
               <w:t xml:space="preserve">Bell Ringer / Review</w:t>
+            </w:r>
+            <w:r>
+              <w:rPr>
+                <w:rFonts w:ascii="Arial" w:cs="Arial" w:eastAsia="Arial" w:hAnsi="Arial"/>
+                <w:sz w:val="20"/>
+                <w:szCs w:val="20"/>
+              </w:rPr>
+              <w:br/>
+              <w:t xml:space="preserve"/>
+            </w:r>
+            <w:r>
+              <w:rPr>
+                <w:rFonts w:ascii="Arial" w:cs="Arial" w:eastAsia="Arial" w:hAnsi="Arial"/>
+                <w:sz w:val="20"/>
+                <w:szCs w:val="20"/>
+              </w:rPr>
+              <w:br/>
+              <w:t xml:space="preserve"/>
+            </w:r>
+            <w:r>
+              <w:rPr>
+                <w:rFonts w:ascii="Arial" w:cs="Arial" w:eastAsia="Arial" w:hAnsi="Arial"/>
+                <w:b/>
+                <w:bCs/>
+                <w:i w:val="false"/>
+                <w:iCs w:val="false"/>
+                <w:color w:val="000000"/>
+                <w:sz w:val="20"/>
+                <w:szCs w:val="20"/>
+              </w:rPr>
+              <w:t xml:space="preserve">Quick Write </w:t>
+            </w:r>
+            <w:r>
+              <w:rPr>
+                <w:rFonts w:ascii="Arial" w:cs="Arial" w:eastAsia="Arial" w:hAnsi="Arial"/>
+                <w:b w:val="false"/>
+                <w:bCs w:val="false"/>
+                <w:i w:val="false"/>
+                <w:iCs w:val="false"/>
+                <w:color w:val="000000"/>
+                <w:sz w:val="20"/>
+                <w:szCs w:val="20"/>
+              </w:rPr>
+              <w:t xml:space="preserve">(3 min — written or verbal):</w:t>
+            </w:r>
+            <w:r>
+              <w:rPr>
+                <w:rFonts w:ascii="Arial" w:cs="Arial" w:eastAsia="Arial" w:hAnsi="Arial"/>
+                <w:sz w:val="20"/>
+                <w:szCs w:val="20"/>
+              </w:rPr>
+              <w:br/>
+              <w:t xml:space="preserve"/>
+            </w:r>
+            <w:r>
+              <w:rPr>
+                <w:rFonts w:ascii="Arial" w:cs="Arial" w:eastAsia="Arial" w:hAnsi="Arial"/>
+                <w:b w:val="false"/>
+                <w:bCs w:val="false"/>
+                <w:i w:val="false"/>
+                <w:iCs w:val="false"/>
+                <w:color w:val="000000"/>
+                <w:sz w:val="20"/>
+                <w:szCs w:val="20"/>
+              </w:rPr>
+              <w:t xml:space="preserve">    What do you already know about how to write Fibonacci using recursion and understand why optimization is necessary (memoization and tail recursion)?</w:t>
+            </w:r>
+            <w:r>
+              <w:rPr>
+                <w:rFonts w:ascii="Arial" w:cs="Arial" w:eastAsia="Arial" w:hAnsi="Arial"/>
+                <w:sz w:val="20"/>
+                <w:szCs w:val="20"/>
+              </w:rPr>
+              <w:br/>
+              <w:t xml:space="preserve"/>
+            </w:r>
+            <w:r>
+              <w:rPr>
+                <w:rFonts w:ascii="Arial" w:cs="Arial" w:eastAsia="Arial" w:hAnsi="Arial"/>
+                <w:sz w:val="20"/>
+                <w:szCs w:val="20"/>
+              </w:rPr>
+              <w:br/>
+              <w:t xml:space="preserve"/>
+            </w:r>
+            <w:r>
+              <w:rPr>
+                <w:rFonts w:ascii="Arial" w:cs="Arial" w:eastAsia="Arial" w:hAnsi="Arial"/>
+                <w:b/>
+                <w:bCs/>
+                <w:i w:val="false"/>
+                <w:iCs w:val="false"/>
+                <w:color w:val="000000"/>
+                <w:sz w:val="20"/>
+                <w:szCs w:val="20"/>
+              </w:rPr>
+              <w:t xml:space="preserve">Vocabulary Preview — </w:t>
+            </w:r>
+            <w:r>
+              <w:rPr>
+                <w:rFonts w:ascii="Arial" w:cs="Arial" w:eastAsia="Arial" w:hAnsi="Arial"/>
+                <w:b w:val="false"/>
+                <w:bCs w:val="false"/>
+                <w:i w:val="false"/>
+                <w:iCs w:val="false"/>
+                <w:color w:val="000000"/>
+                <w:sz w:val="20"/>
+                <w:szCs w:val="20"/>
+              </w:rPr>
+              <w:t xml:space="preserve">terms we'll use today:</w:t>
+            </w:r>
+            <w:r>
+              <w:rPr>
+                <w:rFonts w:ascii="Arial" w:cs="Arial" w:eastAsia="Arial" w:hAnsi="Arial"/>
+                <w:sz w:val="20"/>
+                <w:szCs w:val="20"/>
+              </w:rPr>
+              <w:br/>
+              <w:t xml:space="preserve"/>
+            </w:r>
+            <w:r>
+              <w:rPr>
+                <w:rFonts w:ascii="Arial" w:cs="Arial" w:eastAsia="Arial" w:hAnsi="Arial"/>
+                <w:b w:val="false"/>
+                <w:bCs w:val="false"/>
+                <w:i w:val="false"/>
+                <w:iCs w:val="false"/>
+                <w:color w:val="000000"/>
+                <w:sz w:val="20"/>
+                <w:szCs w:val="20"/>
+              </w:rPr>
+              <w:t xml:space="preserve">    • Fibonacci Sequence   •   Inefficiency in Naive Recursion   •   Memoization   •   Tail Recursion   •   Trade-offs</w:t>
+            </w:r>
+            <w:r>
+              <w:rPr>
+                <w:rFonts w:ascii="Arial" w:cs="Arial" w:eastAsia="Arial" w:hAnsi="Arial"/>
+                <w:sz w:val="20"/>
+                <w:szCs w:val="20"/>
+              </w:rPr>
+              <w:br/>
+              <w:t xml:space="preserve"/>
+            </w:r>
+            <w:r>
+              <w:rPr>
+                <w:rFonts w:ascii="Arial" w:cs="Arial" w:eastAsia="Arial" w:hAnsi="Arial"/>
+                <w:sz w:val="20"/>
+                <w:szCs w:val="20"/>
+              </w:rPr>
+              <w:br/>
+              <w:t xml:space="preserve"/>
+            </w:r>
+            <w:r>
+              <w:rPr>
+                <w:rFonts w:ascii="Arial" w:cs="Arial" w:eastAsia="Arial" w:hAnsi="Arial"/>
+                <w:b w:val="false"/>
+                <w:bCs w:val="false"/>
+                <w:i/>
+                <w:iCs/>
+                <w:color w:val="444444"/>
+                <w:sz w:val="20"/>
+                <w:szCs w:val="20"/>
+              </w:rPr>
+              <w:t xml:space="preserve">Today's Goal: By the end of class you will be able to write Fibonacci using recursion and understand why optimization is necessary (memoization and tail recursion).</w:t>
+            </w:r>
+            <w:r>
+              <w:rPr>
+                <w:rFonts w:ascii="Arial" w:cs="Arial" w:eastAsia="Arial" w:hAnsi="Arial"/>
+                <w:sz w:val="20"/>
+                <w:szCs w:val="20"/>
+              </w:rPr>
+              <w:br/>
+              <w:t xml:space="preserve"/>
+            </w:r>
+            <w:r>
+              <w:rPr>
+                <w:rFonts w:ascii="Arial" w:cs="Arial" w:eastAsia="Arial" w:hAnsi="Arial"/>
+                <w:b w:val="false"/>
+                <w:bCs w:val="false"/>
+                <w:i/>
+                <w:iCs/>
+                <w:color w:val="555555"/>
+                <w:sz w:val="20"/>
+                <w:szCs w:val="20"/>
+              </w:rPr>
+              <w:t xml:space="preserve">→ Pair-share your response, then 2–3 students share with the class.</w:t>
             </w:r>
           </w:p>
         </w:tc>
@@ -319,9 +515,9 @@
               <w:right w:val="single" w:color="CCCCCC" w:sz="1"/>
             </w:tcBorders>
             <w:tcMar>
-              <w:top w:type="dxa" w:w="60"/>
+              <w:top w:type="dxa" w:w="80"/>
               <w:left w:type="dxa" w:w="120"/>
-              <w:bottom w:type="dxa" w:w="60"/>
+              <w:bottom w:type="dxa" w:w="80"/>
               <w:right w:type="dxa" w:w="120"/>
             </w:tcMar>
           </w:tcPr>
@@ -348,20 +544,358 @@
               <w:right w:val="single" w:color="CCCCCC" w:sz="1"/>
             </w:tcBorders>
             <w:tcMar>
-              <w:top w:type="dxa" w:w="60"/>
+              <w:top w:type="dxa" w:w="80"/>
               <w:left w:type="dxa" w:w="120"/>
-              <w:bottom w:type="dxa" w:w="60"/>
+              <w:bottom w:type="dxa" w:w="80"/>
               <w:right w:type="dxa" w:w="120"/>
             </w:tcMar>
           </w:tcPr>
           <w:p>
-            <w:r>
-              <w:rPr>
-                <w:rFonts w:ascii="Arial" w:cs="Arial" w:eastAsia="Arial" w:hAnsi="Arial"/>
-                <w:sz w:val="20"/>
-                <w:szCs w:val="20"/>
-              </w:rPr>
-              <w:t xml:space="preserve">Mini Lesson: Fibonacci and Recursive Optimization</w:t>
+            <w:pPr>
+              <w:spacing w:after="80" w:before="80"/>
+            </w:pPr>
+            <w:r>
+              <w:rPr>
+                <w:rFonts w:ascii="Arial" w:cs="Arial" w:eastAsia="Arial" w:hAnsi="Arial"/>
+                <w:b/>
+                <w:bCs/>
+                <w:i w:val="false"/>
+                <w:iCs w:val="false"/>
+                <w:color w:val="000000"/>
+                <w:sz w:val="22"/>
+                <w:szCs w:val="22"/>
+              </w:rPr>
+              <w:t xml:space="preserve">Mini Lesson: </w:t>
+            </w:r>
+            <w:r>
+              <w:rPr>
+                <w:rFonts w:ascii="Arial" w:cs="Arial" w:eastAsia="Arial" w:hAnsi="Arial"/>
+                <w:b w:val="false"/>
+                <w:bCs w:val="false"/>
+                <w:i w:val="false"/>
+                <w:iCs w:val="false"/>
+                <w:color w:val="000000"/>
+                <w:sz w:val="22"/>
+                <w:szCs w:val="22"/>
+              </w:rPr>
+              <w:t xml:space="preserve">Fibonacci and Recursive Optimization</w:t>
+            </w:r>
+            <w:r>
+              <w:rPr>
+                <w:rFonts w:ascii="Arial" w:cs="Arial" w:eastAsia="Arial" w:hAnsi="Arial"/>
+                <w:sz w:val="20"/>
+                <w:szCs w:val="20"/>
+              </w:rPr>
+              <w:br/>
+              <w:t xml:space="preserve"/>
+            </w:r>
+            <w:r>
+              <w:rPr>
+                <w:rFonts w:ascii="Arial" w:cs="Arial" w:eastAsia="Arial" w:hAnsi="Arial"/>
+                <w:sz w:val="20"/>
+                <w:szCs w:val="20"/>
+              </w:rPr>
+              <w:br/>
+              <w:t xml:space="preserve"/>
+            </w:r>
+            <w:r>
+              <w:rPr>
+                <w:rFonts w:ascii="Arial" w:cs="Arial" w:eastAsia="Arial" w:hAnsi="Arial"/>
+                <w:b/>
+                <w:bCs/>
+                <w:i/>
+                <w:iCs/>
+                <w:color w:val="000000"/>
+                <w:sz w:val="20"/>
+                <w:szCs w:val="20"/>
+              </w:rPr>
+              <w:t xml:space="preserve">Learning Target: </w:t>
+            </w:r>
+            <w:r>
+              <w:rPr>
+                <w:rFonts w:ascii="Arial" w:cs="Arial" w:eastAsia="Arial" w:hAnsi="Arial"/>
+                <w:b w:val="false"/>
+                <w:bCs w:val="false"/>
+                <w:i/>
+                <w:iCs/>
+                <w:color w:val="333333"/>
+                <w:sz w:val="20"/>
+                <w:szCs w:val="20"/>
+              </w:rPr>
+              <w:t xml:space="preserve">I can write Fibonacci using recursion and understand why optimization is necessary (memoization and tail recursion).</w:t>
+            </w:r>
+            <w:r>
+              <w:rPr>
+                <w:rFonts w:ascii="Arial" w:cs="Arial" w:eastAsia="Arial" w:hAnsi="Arial"/>
+                <w:sz w:val="20"/>
+                <w:szCs w:val="20"/>
+              </w:rPr>
+              <w:br/>
+              <w:t xml:space="preserve"/>
+            </w:r>
+            <w:r>
+              <w:rPr>
+                <w:rFonts w:ascii="Arial" w:cs="Arial" w:eastAsia="Arial" w:hAnsi="Arial"/>
+                <w:sz w:val="20"/>
+                <w:szCs w:val="20"/>
+              </w:rPr>
+              <w:br/>
+              <w:t xml:space="preserve"/>
+            </w:r>
+            <w:r>
+              <w:rPr>
+                <w:rFonts w:ascii="Arial" w:cs="Arial" w:eastAsia="Arial" w:hAnsi="Arial"/>
+                <w:b w:val="false"/>
+                <w:bCs w:val="false"/>
+                <w:i w:val="false"/>
+                <w:iCs w:val="false"/>
+                <w:color w:val="000000"/>
+                <w:sz w:val="20"/>
+                <w:szCs w:val="20"/>
+              </w:rPr>
+              <w:t xml:space="preserve">Fibonacci Sequence — Each number is the sum of the two before it: 0, 1, 1, 2, 3, 5, 8, 13, ...</w:t>
+            </w:r>
+            <w:r>
+              <w:rPr>
+                <w:rFonts w:ascii="Arial" w:cs="Arial" w:eastAsia="Arial" w:hAnsi="Arial"/>
+                <w:sz w:val="20"/>
+                <w:szCs w:val="20"/>
+              </w:rPr>
+              <w:br/>
+              <w:t xml:space="preserve"/>
+            </w:r>
+            <w:r>
+              <w:rPr>
+                <w:rFonts w:ascii="Arial" w:cs="Arial" w:eastAsia="Arial" w:hAnsi="Arial"/>
+                <w:b w:val="false"/>
+                <w:bCs w:val="false"/>
+                <w:i w:val="false"/>
+                <w:iCs w:val="false"/>
+                <w:color w:val="000000"/>
+                <w:sz w:val="20"/>
+                <w:szCs w:val="20"/>
+              </w:rPr>
+              <w:t xml:space="preserve">Inefficiency in Naive Recursion — The simple recursive Fibonacci recalculates the same values many times (exponential time complexity).</w:t>
+            </w:r>
+            <w:r>
+              <w:rPr>
+                <w:rFonts w:ascii="Arial" w:cs="Arial" w:eastAsia="Arial" w:hAnsi="Arial"/>
+                <w:sz w:val="20"/>
+                <w:szCs w:val="20"/>
+              </w:rPr>
+              <w:br/>
+              <w:t xml:space="preserve"/>
+            </w:r>
+            <w:r>
+              <w:rPr>
+                <w:rFonts w:ascii="Arial" w:cs="Arial" w:eastAsia="Arial" w:hAnsi="Arial"/>
+                <w:sz w:val="20"/>
+                <w:szCs w:val="20"/>
+              </w:rPr>
+              <w:br/>
+              <w:t xml:space="preserve"/>
+            </w:r>
+            <w:r>
+              <w:rPr>
+                <w:rFonts w:ascii="Arial" w:cs="Arial" w:eastAsia="Arial" w:hAnsi="Arial"/>
+                <w:b/>
+                <w:bCs/>
+                <w:i w:val="false"/>
+                <w:iCs w:val="false"/>
+                <w:color w:val="000000"/>
+                <w:sz w:val="20"/>
+                <w:szCs w:val="20"/>
+              </w:rPr>
+              <w:t xml:space="preserve">Key Concepts:</w:t>
+            </w:r>
+            <w:r>
+              <w:rPr>
+                <w:rFonts w:ascii="Arial" w:cs="Arial" w:eastAsia="Arial" w:hAnsi="Arial"/>
+                <w:sz w:val="20"/>
+                <w:szCs w:val="20"/>
+              </w:rPr>
+              <w:br/>
+              <w:t xml:space="preserve"/>
+            </w:r>
+            <w:r>
+              <w:rPr>
+                <w:rFonts w:ascii="Arial" w:cs="Arial" w:eastAsia="Arial" w:hAnsi="Arial"/>
+                <w:b w:val="false"/>
+                <w:bCs w:val="false"/>
+                <w:i w:val="false"/>
+                <w:iCs w:val="false"/>
+                <w:color w:val="000000"/>
+                <w:sz w:val="20"/>
+                <w:szCs w:val="20"/>
+              </w:rPr>
+              <w:t xml:space="preserve">    • Simple recursion: elegant but slow</w:t>
+            </w:r>
+            <w:r>
+              <w:rPr>
+                <w:rFonts w:ascii="Arial" w:cs="Arial" w:eastAsia="Arial" w:hAnsi="Arial"/>
+                <w:sz w:val="20"/>
+                <w:szCs w:val="20"/>
+              </w:rPr>
+              <w:br/>
+              <w:t xml:space="preserve"/>
+            </w:r>
+            <w:r>
+              <w:rPr>
+                <w:rFonts w:ascii="Arial" w:cs="Arial" w:eastAsia="Arial" w:hAnsi="Arial"/>
+                <w:b w:val="false"/>
+                <w:bCs w:val="false"/>
+                <w:i w:val="false"/>
+                <w:iCs w:val="false"/>
+                <w:color w:val="000000"/>
+                <w:sz w:val="20"/>
+                <w:szCs w:val="20"/>
+              </w:rPr>
+              <w:t xml:space="preserve">    • Memoized recursion: fast but uses memory</w:t>
+            </w:r>
+            <w:r>
+              <w:rPr>
+                <w:rFonts w:ascii="Arial" w:cs="Arial" w:eastAsia="Arial" w:hAnsi="Arial"/>
+                <w:sz w:val="20"/>
+                <w:szCs w:val="20"/>
+              </w:rPr>
+              <w:br/>
+              <w:t xml:space="preserve"/>
+            </w:r>
+            <w:r>
+              <w:rPr>
+                <w:rFonts w:ascii="Arial" w:cs="Arial" w:eastAsia="Arial" w:hAnsi="Arial"/>
+                <w:b w:val="false"/>
+                <w:bCs w:val="false"/>
+                <w:i w:val="false"/>
+                <w:iCs w:val="false"/>
+                <w:color w:val="000000"/>
+                <w:sz w:val="20"/>
+                <w:szCs w:val="20"/>
+              </w:rPr>
+              <w:t xml:space="preserve">    • Iterative: fast and memory-efficient (best for Fibonacci)</w:t>
+            </w:r>
+            <w:r>
+              <w:rPr>
+                <w:rFonts w:ascii="Arial" w:cs="Arial" w:eastAsia="Arial" w:hAnsi="Arial"/>
+                <w:sz w:val="20"/>
+                <w:szCs w:val="20"/>
+              </w:rPr>
+              <w:br/>
+              <w:t xml:space="preserve"/>
+            </w:r>
+            <w:r>
+              <w:rPr>
+                <w:rFonts w:ascii="Arial" w:cs="Arial" w:eastAsia="Arial" w:hAnsi="Arial"/>
+                <w:sz w:val="20"/>
+                <w:szCs w:val="20"/>
+              </w:rPr>
+              <w:br/>
+              <w:t xml:space="preserve"/>
+            </w:r>
+            <w:r>
+              <w:rPr>
+                <w:rFonts w:ascii="Arial" w:cs="Arial" w:eastAsia="Arial" w:hAnsi="Arial"/>
+                <w:b/>
+                <w:bCs/>
+                <w:i w:val="false"/>
+                <w:iCs w:val="false"/>
+                <w:color w:val="000000"/>
+                <w:sz w:val="20"/>
+                <w:szCs w:val="20"/>
+              </w:rPr>
+              <w:t xml:space="preserve">Vocabulary: </w:t>
+            </w:r>
+            <w:r>
+              <w:rPr>
+                <w:rFonts w:ascii="Arial" w:cs="Arial" w:eastAsia="Arial" w:hAnsi="Arial"/>
+                <w:b w:val="false"/>
+                <w:bCs w:val="false"/>
+                <w:i w:val="false"/>
+                <w:iCs w:val="false"/>
+                <w:color w:val="000000"/>
+                <w:sz w:val="20"/>
+                <w:szCs w:val="20"/>
+              </w:rPr>
+              <w:t xml:space="preserve">Fibonacci Sequence, Inefficiency in Naive Recursion, Memoization, Tail Recursion, Trade-offs</w:t>
+            </w:r>
+            <w:r>
+              <w:rPr>
+                <w:rFonts w:ascii="Arial" w:cs="Arial" w:eastAsia="Arial" w:hAnsi="Arial"/>
+                <w:sz w:val="20"/>
+                <w:szCs w:val="20"/>
+              </w:rPr>
+              <w:br/>
+              <w:t xml:space="preserve"/>
+            </w:r>
+            <w:r>
+              <w:rPr>
+                <w:rFonts w:ascii="Arial" w:cs="Arial" w:eastAsia="Arial" w:hAnsi="Arial"/>
+                <w:sz w:val="20"/>
+                <w:szCs w:val="20"/>
+              </w:rPr>
+              <w:br/>
+              <w:t xml:space="preserve"/>
+            </w:r>
+            <w:r>
+              <w:rPr>
+                <w:rFonts w:ascii="Arial" w:cs="Arial" w:eastAsia="Arial" w:hAnsi="Arial"/>
+                <w:b/>
+                <w:bCs/>
+                <w:i/>
+                <w:iCs/>
+                <w:color w:val="555555"/>
+                <w:sz w:val="20"/>
+                <w:szCs w:val="20"/>
+              </w:rPr>
+              <w:t xml:space="preserve">→ Live Demo — </w:t>
+            </w:r>
+            <w:r>
+              <w:rPr>
+                <w:rFonts w:ascii="Arial" w:cs="Arial" w:eastAsia="Arial" w:hAnsi="Arial"/>
+                <w:b w:val="false"/>
+                <w:bCs w:val="false"/>
+                <w:i/>
+                <w:iCs/>
+                <w:color w:val="555555"/>
+                <w:sz w:val="20"/>
+                <w:szCs w:val="20"/>
+              </w:rPr>
+              <w:t xml:space="preserve">type examples as students follow along in their own editor.</w:t>
+            </w:r>
+            <w:r>
+              <w:rPr>
+                <w:rFonts w:ascii="Arial" w:cs="Arial" w:eastAsia="Arial" w:hAnsi="Arial"/>
+                <w:sz w:val="20"/>
+                <w:szCs w:val="20"/>
+              </w:rPr>
+              <w:br/>
+              <w:t xml:space="preserve"/>
+            </w:r>
+            <w:r>
+              <w:rPr>
+                <w:rFonts w:ascii="Arial" w:cs="Arial" w:eastAsia="Arial" w:hAnsi="Arial"/>
+                <w:b/>
+                <w:bCs/>
+                <w:i/>
+                <w:iCs/>
+                <w:color w:val="555555"/>
+                <w:sz w:val="20"/>
+                <w:szCs w:val="20"/>
+              </w:rPr>
+              <w:t xml:space="preserve">→ Check for Understanding: </w:t>
+            </w:r>
+            <w:r>
+              <w:rPr>
+                <w:rFonts w:ascii="Arial" w:cs="Arial" w:eastAsia="Arial" w:hAnsi="Arial"/>
+                <w:b w:val="false"/>
+                <w:bCs w:val="false"/>
+                <w:i/>
+                <w:iCs/>
+                <w:color w:val="555555"/>
+                <w:sz w:val="20"/>
+                <w:szCs w:val="20"/>
+              </w:rPr>
+              <w:t xml:space="preserve">pause and cold-call: “Can someone explain what we just did in their own words?”</w:t>
             </w:r>
           </w:p>
         </w:tc>
@@ -377,9 +911,9 @@
               <w:right w:val="single" w:color="CCCCCC" w:sz="1"/>
             </w:tcBorders>
             <w:tcMar>
-              <w:top w:type="dxa" w:w="60"/>
+              <w:top w:type="dxa" w:w="80"/>
               <w:left w:type="dxa" w:w="120"/>
-              <w:bottom w:type="dxa" w:w="60"/>
+              <w:bottom w:type="dxa" w:w="80"/>
               <w:right w:type="dxa" w:w="120"/>
             </w:tcMar>
           </w:tcPr>
@@ -406,20 +940,90 @@
               <w:right w:val="single" w:color="CCCCCC" w:sz="1"/>
             </w:tcBorders>
             <w:tcMar>
-              <w:top w:type="dxa" w:w="60"/>
+              <w:top w:type="dxa" w:w="80"/>
               <w:left w:type="dxa" w:w="120"/>
-              <w:bottom w:type="dxa" w:w="60"/>
+              <w:bottom w:type="dxa" w:w="80"/>
               <w:right w:type="dxa" w:w="120"/>
             </w:tcMar>
           </w:tcPr>
           <w:p>
-            <w:r>
-              <w:rPr>
-                <w:rFonts w:ascii="Arial" w:cs="Arial" w:eastAsia="Arial" w:hAnsi="Arial"/>
-                <w:sz w:val="20"/>
-                <w:szCs w:val="20"/>
+            <w:pPr>
+              <w:spacing w:after="80" w:before="80"/>
+            </w:pPr>
+            <w:r>
+              <w:rPr>
+                <w:rFonts w:ascii="Arial" w:cs="Arial" w:eastAsia="Arial" w:hAnsi="Arial"/>
+                <w:b/>
+                <w:bCs/>
+                <w:i w:val="false"/>
+                <w:iCs w:val="false"/>
+                <w:color w:val="000000"/>
+                <w:sz w:val="22"/>
+                <w:szCs w:val="22"/>
               </w:rPr>
               <w:t xml:space="preserve">Guided Practice</w:t>
+            </w:r>
+            <w:r>
+              <w:rPr>
+                <w:rFonts w:ascii="Arial" w:cs="Arial" w:eastAsia="Arial" w:hAnsi="Arial"/>
+                <w:sz w:val="20"/>
+                <w:szCs w:val="20"/>
+              </w:rPr>
+              <w:br/>
+              <w:t xml:space="preserve"/>
+            </w:r>
+            <w:r>
+              <w:rPr>
+                <w:rFonts w:ascii="Arial" w:cs="Arial" w:eastAsia="Arial" w:hAnsi="Arial"/>
+                <w:sz w:val="20"/>
+                <w:szCs w:val="20"/>
+              </w:rPr>
+              <w:br/>
+              <w:t xml:space="preserve"/>
+            </w:r>
+            <w:r>
+              <w:rPr>
+                <w:rFonts w:ascii="Arial" w:cs="Arial" w:eastAsia="Arial" w:hAnsi="Arial"/>
+                <w:b w:val="false"/>
+                <w:bCs w:val="false"/>
+                <w:i w:val="false"/>
+                <w:iCs w:val="false"/>
+                <w:color w:val="000000"/>
+                <w:sz w:val="20"/>
+                <w:szCs w:val="20"/>
+              </w:rPr>
+              <w:t xml:space="preserve">Step 1: Write a simple recursive Fibonacci function.</w:t>
+            </w:r>
+            <w:r>
+              <w:rPr>
+                <w:rFonts w:ascii="Arial" w:cs="Arial" w:eastAsia="Arial" w:hAnsi="Arial"/>
+                <w:sz w:val="20"/>
+                <w:szCs w:val="20"/>
+              </w:rPr>
+              <w:br/>
+              <w:t xml:space="preserve"/>
+            </w:r>
+            <w:r>
+              <w:rPr>
+                <w:rFonts w:ascii="Arial" w:cs="Arial" w:eastAsia="Arial" w:hAnsi="Arial"/>
+                <w:sz w:val="20"/>
+                <w:szCs w:val="20"/>
+              </w:rPr>
+              <w:br/>
+              <w:t xml:space="preserve"/>
+            </w:r>
+            <w:r>
+              <w:rPr>
+                <w:rFonts w:ascii="Arial" w:cs="Arial" w:eastAsia="Arial" w:hAnsi="Arial"/>
+                <w:b w:val="false"/>
+                <w:bCs w:val="false"/>
+                <w:i/>
+                <w:iCs/>
+                <w:color w:val="555555"/>
+                <w:sz w:val="20"/>
+                <w:szCs w:val="20"/>
+              </w:rPr>
+              <w:t xml:space="preserve">→ Teacher models — students try alongside, then compare results.</w:t>
             </w:r>
           </w:p>
         </w:tc>
@@ -435,9 +1039,9 @@
               <w:right w:val="single" w:color="CCCCCC" w:sz="1"/>
             </w:tcBorders>
             <w:tcMar>
-              <w:top w:type="dxa" w:w="60"/>
+              <w:top w:type="dxa" w:w="80"/>
               <w:left w:type="dxa" w:w="120"/>
-              <w:bottom w:type="dxa" w:w="60"/>
+              <w:bottom w:type="dxa" w:w="80"/>
               <w:right w:type="dxa" w:w="120"/>
             </w:tcMar>
           </w:tcPr>
@@ -450,7 +1054,7 @@
                 <w:sz w:val="20"/>
                 <w:szCs w:val="20"/>
               </w:rPr>
-              <w:t xml:space="preserve">15-20 min</w:t>
+              <w:t xml:space="preserve">15–20 min</w:t>
             </w:r>
           </w:p>
         </w:tc>
@@ -464,20 +1068,81 @@
               <w:right w:val="single" w:color="CCCCCC" w:sz="1"/>
             </w:tcBorders>
             <w:tcMar>
-              <w:top w:type="dxa" w:w="60"/>
+              <w:top w:type="dxa" w:w="80"/>
               <w:left w:type="dxa" w:w="120"/>
-              <w:bottom w:type="dxa" w:w="60"/>
+              <w:bottom w:type="dxa" w:w="80"/>
               <w:right w:type="dxa" w:w="120"/>
             </w:tcMar>
           </w:tcPr>
           <w:p>
-            <w:r>
-              <w:rPr>
-                <w:rFonts w:ascii="Arial" w:cs="Arial" w:eastAsia="Arial" w:hAnsi="Arial"/>
-                <w:sz w:val="20"/>
-                <w:szCs w:val="20"/>
+            <w:pPr>
+              <w:spacing w:after="80" w:before="80"/>
+            </w:pPr>
+            <w:r>
+              <w:rPr>
+                <w:rFonts w:ascii="Arial" w:cs="Arial" w:eastAsia="Arial" w:hAnsi="Arial"/>
+                <w:b/>
+                <w:bCs/>
+                <w:i w:val="false"/>
+                <w:iCs w:val="false"/>
+                <w:color w:val="000000"/>
+                <w:sz w:val="22"/>
+                <w:szCs w:val="22"/>
               </w:rPr>
               <w:t xml:space="preserve">Independent Practice / Code Along</w:t>
+            </w:r>
+            <w:r>
+              <w:rPr>
+                <w:rFonts w:ascii="Arial" w:cs="Arial" w:eastAsia="Arial" w:hAnsi="Arial"/>
+                <w:sz w:val="20"/>
+                <w:szCs w:val="20"/>
+              </w:rPr>
+              <w:br/>
+              <w:t xml:space="preserve"/>
+            </w:r>
+            <w:r>
+              <w:rPr>
+                <w:rFonts w:ascii="Arial" w:cs="Arial" w:eastAsia="Arial" w:hAnsi="Arial"/>
+                <w:b w:val="false"/>
+                <w:bCs w:val="false"/>
+                <w:i w:val="false"/>
+                <w:iCs w:val="false"/>
+                <w:color w:val="000000"/>
+                <w:sz w:val="20"/>
+                <w:szCs w:val="20"/>
+              </w:rPr>
+              <w:t xml:space="preserve">    Work through problems from the day's exercise set.</w:t>
+            </w:r>
+            <w:r>
+              <w:rPr>
+                <w:rFonts w:ascii="Arial" w:cs="Arial" w:eastAsia="Arial" w:hAnsi="Arial"/>
+                <w:sz w:val="20"/>
+                <w:szCs w:val="20"/>
+              </w:rPr>
+              <w:br/>
+              <w:t xml:space="preserve"/>
+            </w:r>
+            <w:r>
+              <w:rPr>
+                <w:rFonts w:ascii="Arial" w:cs="Arial" w:eastAsia="Arial" w:hAnsi="Arial"/>
+                <w:sz w:val="20"/>
+                <w:szCs w:val="20"/>
+              </w:rPr>
+              <w:br/>
+              <w:t xml:space="preserve"/>
+            </w:r>
+            <w:r>
+              <w:rPr>
+                <w:rFonts w:ascii="Arial" w:cs="Arial" w:eastAsia="Arial" w:hAnsi="Arial"/>
+                <w:b w:val="false"/>
+                <w:bCs w:val="false"/>
+                <w:i/>
+                <w:iCs/>
+                <w:color w:val="555555"/>
+                <w:sz w:val="20"/>
+                <w:szCs w:val="20"/>
+              </w:rPr>
+              <w:t xml:space="preserve">→ Teacher circulates — offer hints, check for understanding.</w:t>
             </w:r>
           </w:p>
         </w:tc>
@@ -493,9 +1158,9 @@
               <w:right w:val="single" w:color="CCCCCC" w:sz="1"/>
             </w:tcBorders>
             <w:tcMar>
-              <w:top w:type="dxa" w:w="60"/>
+              <w:top w:type="dxa" w:w="80"/>
               <w:left w:type="dxa" w:w="120"/>
-              <w:bottom w:type="dxa" w:w="60"/>
+              <w:bottom w:type="dxa" w:w="80"/>
               <w:right w:type="dxa" w:w="120"/>
             </w:tcMar>
           </w:tcPr>
@@ -522,20 +1187,90 @@
               <w:right w:val="single" w:color="CCCCCC" w:sz="1"/>
             </w:tcBorders>
             <w:tcMar>
-              <w:top w:type="dxa" w:w="60"/>
+              <w:top w:type="dxa" w:w="80"/>
               <w:left w:type="dxa" w:w="120"/>
-              <w:bottom w:type="dxa" w:w="60"/>
+              <w:bottom w:type="dxa" w:w="80"/>
               <w:right w:type="dxa" w:w="120"/>
             </w:tcMar>
           </w:tcPr>
           <w:p>
-            <w:r>
-              <w:rPr>
-                <w:rFonts w:ascii="Arial" w:cs="Arial" w:eastAsia="Arial" w:hAnsi="Arial"/>
-                <w:sz w:val="20"/>
-                <w:szCs w:val="20"/>
+            <w:pPr>
+              <w:spacing w:after="80" w:before="80"/>
+            </w:pPr>
+            <w:r>
+              <w:rPr>
+                <w:rFonts w:ascii="Arial" w:cs="Arial" w:eastAsia="Arial" w:hAnsi="Arial"/>
+                <w:b/>
+                <w:bCs/>
+                <w:i w:val="false"/>
+                <w:iCs w:val="false"/>
+                <w:color w:val="000000"/>
+                <w:sz w:val="22"/>
+                <w:szCs w:val="22"/>
               </w:rPr>
               <w:t xml:space="preserve">Exit Ticket / Wrap-Up</w:t>
+            </w:r>
+            <w:r>
+              <w:rPr>
+                <w:rFonts w:ascii="Arial" w:cs="Arial" w:eastAsia="Arial" w:hAnsi="Arial"/>
+                <w:sz w:val="20"/>
+                <w:szCs w:val="20"/>
+              </w:rPr>
+              <w:br/>
+              <w:t xml:space="preserve"/>
+            </w:r>
+            <w:r>
+              <w:rPr>
+                <w:rFonts w:ascii="Arial" w:cs="Arial" w:eastAsia="Arial" w:hAnsi="Arial"/>
+                <w:sz w:val="20"/>
+                <w:szCs w:val="20"/>
+              </w:rPr>
+              <w:br/>
+              <w:t xml:space="preserve"/>
+            </w:r>
+            <w:r>
+              <w:rPr>
+                <w:rFonts w:ascii="Arial" w:cs="Arial" w:eastAsia="Arial" w:hAnsi="Arial"/>
+                <w:b w:val="false"/>
+                <w:bCs w:val="false"/>
+                <w:i w:val="false"/>
+                <w:iCs w:val="false"/>
+                <w:color w:val="000000"/>
+                <w:sz w:val="20"/>
+                <w:szCs w:val="20"/>
+              </w:rPr>
+              <w:t xml:space="preserve">Quick Check: Write Fibonacci using recursion and understand why optimization is necessary (memoization and tail recursion)?</w:t>
+            </w:r>
+            <w:r>
+              <w:rPr>
+                <w:rFonts w:ascii="Arial" w:cs="Arial" w:eastAsia="Arial" w:hAnsi="Arial"/>
+                <w:sz w:val="20"/>
+                <w:szCs w:val="20"/>
+              </w:rPr>
+              <w:br/>
+              <w:t xml:space="preserve"/>
+            </w:r>
+            <w:r>
+              <w:rPr>
+                <w:rFonts w:ascii="Arial" w:cs="Arial" w:eastAsia="Arial" w:hAnsi="Arial"/>
+                <w:sz w:val="20"/>
+                <w:szCs w:val="20"/>
+              </w:rPr>
+              <w:br/>
+              <w:t xml:space="preserve"/>
+            </w:r>
+            <w:r>
+              <w:rPr>
+                <w:rFonts w:ascii="Arial" w:cs="Arial" w:eastAsia="Arial" w:hAnsi="Arial"/>
+                <w:b w:val="false"/>
+                <w:bCs w:val="false"/>
+                <w:i/>
+                <w:iCs/>
+                <w:color w:val="555555"/>
+                <w:sz w:val="20"/>
+                <w:szCs w:val="20"/>
+              </w:rPr>
+              <w:t xml:space="preserve">→ 3–2–1: Name 3 things learned, 2 new vocab words, 1 question you still have.</w:t>
             </w:r>
           </w:p>
         </w:tc>
@@ -763,19 +1498,6 @@
                 <w:sz w:val="18"/>
                 <w:szCs w:val="18"/>
               </w:rPr>
-              <w:t xml:space="preserve"># Example 1: Simple recursive Fibonacci (slow!)</w:t>
-            </w:r>
-          </w:p>
-          <w:p>
-            <w:pPr>
-              <w:spacing w:after="20"/>
-            </w:pPr>
-            <w:r>
-              <w:rPr>
-                <w:rFonts w:ascii="Courier New" w:cs="Courier New" w:eastAsia="Courier New" w:hAnsi="Courier New"/>
-                <w:sz w:val="18"/>
-                <w:szCs w:val="18"/>
-              </w:rPr>
               <w:t xml:space="preserve">def fib_simple(n):</w:t>
             </w:r>
           </w:p>
@@ -841,7 +1563,7 @@
                 <w:sz w:val="18"/>
                 <w:szCs w:val="18"/>
               </w:rPr>
-              <w:t xml:space="preserve"># fib_simple(40) would take many seconds (don't try!)</w:t>
+              <w:t xml:space="preserve"> </w:t>
             </w:r>
           </w:p>
           <w:p>
@@ -880,7 +1602,7 @@
                 <w:sz w:val="18"/>
                 <w:szCs w:val="18"/>
               </w:rPr>
-              <w:t xml:space="preserve"># Example 2: Show redundant calls</w:t>
+              <w:t xml:space="preserve"> </w:t>
             </w:r>
           </w:p>
           <w:p>
@@ -997,7 +1719,7 @@
                 <w:sz w:val="18"/>
                 <w:szCs w:val="18"/>
               </w:rPr>
-              <w:t xml:space="preserve"># Example 3: Memoized Fibonacci (fast!)</w:t>
+              <w:t xml:space="preserve"> </w:t>
             </w:r>
           </w:p>
           <w:p>
@@ -1205,7 +1927,7 @@
                 <w:sz w:val="18"/>
                 <w:szCs w:val="18"/>
               </w:rPr>
-              <w:t xml:space="preserve"># Example 4: Memoization as a decorator</w:t>
+              <w:t xml:space="preserve"> </w:t>
             </w:r>
           </w:p>
           <w:p>
@@ -1426,7 +2148,7 @@
                 <w:sz w:val="18"/>
                 <w:szCs w:val="18"/>
               </w:rPr>
-              <w:t xml:space="preserve"># Example 5: Iterative Fibonacci (most efficient)</w:t>
+              <w:t xml:space="preserve"> </w:t>
             </w:r>
           </w:p>
           <w:p>
@@ -1582,7 +2304,7 @@
                 <w:sz w:val="18"/>
                 <w:szCs w:val="18"/>
               </w:rPr>
-              <w:t xml:space="preserve"># Example 6: Generator for Fibonacci sequence</w:t>
+              <w:t xml:space="preserve"> </w:t>
             </w:r>
           </w:p>
           <w:p>
@@ -1712,7 +2434,7 @@
                 <w:sz w:val="18"/>
                 <w:szCs w:val="18"/>
               </w:rPr>
-              <w:t xml:space="preserve"># Example 7: Comparison of approaches</w:t>
+              <w:t xml:space="preserve"> </w:t>
             </w:r>
           </w:p>
           <w:p>
@@ -1894,7 +2616,7 @@
                 <w:sz w:val="18"/>
                 <w:szCs w:val="18"/>
               </w:rPr>
-              <w:t xml:space="preserve"># Example 8: Tail-recursive Fibonacci (doesn't help in Python)</w:t>
+              <w:t xml:space="preserve"> </w:t>
             </w:r>
           </w:p>
           <w:p>
@@ -1998,7 +2720,7 @@
                 <w:sz w:val="18"/>
                 <w:szCs w:val="18"/>
               </w:rPr>
-              <w:t xml:space="preserve"># Example 9: Counting Fibonacci calls (to understand inefficiency)</w:t>
+              <w:t xml:space="preserve"> </w:t>
             </w:r>
           </w:p>
           <w:p>
@@ -2232,7 +2954,7 @@
                 <w:sz w:val="18"/>
                 <w:szCs w:val="18"/>
               </w:rPr>
-              <w:t xml:space="preserve"># Example 10: Using functools.lru_cache (built-in memoization)</w:t>
+              <w:t xml:space="preserve"> </w:t>
             </w:r>
           </w:p>
           <w:p>
@@ -2903,19 +3625,6 @@
                 <w:sz w:val="18"/>
                 <w:szCs w:val="18"/>
               </w:rPr>
-              <w:t xml:space="preserve"># Beginner</w:t>
-            </w:r>
-          </w:p>
-          <w:p>
-            <w:pPr>
-              <w:spacing w:after="20"/>
-            </w:pPr>
-            <w:r>
-              <w:rPr>
-                <w:rFonts w:ascii="Courier New" w:cs="Courier New" w:eastAsia="Courier New" w:hAnsi="Courier New"/>
-                <w:sz w:val="18"/>
-                <w:szCs w:val="18"/>
-              </w:rPr>
               <w:t xml:space="preserve">def fib_every_other(n):</w:t>
             </w:r>
           </w:p>
@@ -3072,19 +3781,6 @@
                 <w:sz w:val="18"/>
                 <w:szCs w:val="18"/>
               </w:rPr>
-              <w:t xml:space="preserve"># Intermediate: see code above with time comparison</w:t>
-            </w:r>
-          </w:p>
-          <w:p>
-            <w:pPr>
-              <w:spacing w:after="20"/>
-            </w:pPr>
-            <w:r>
-              <w:rPr>
-                <w:rFonts w:ascii="Courier New" w:cs="Courier New" w:eastAsia="Courier New" w:hAnsi="Courier New"/>
-                <w:sz w:val="18"/>
-                <w:szCs w:val="18"/>
-              </w:rPr>
               <w:t xml:space="preserve"> </w:t>
             </w:r>
           </w:p>
@@ -3098,7 +3794,20 @@
                 <w:sz w:val="18"/>
                 <w:szCs w:val="18"/>
               </w:rPr>
-              <w:t xml:space="preserve"># Challenge</w:t>
+              <w:t xml:space="preserve"> </w:t>
+            </w:r>
+          </w:p>
+          <w:p>
+            <w:pPr>
+              <w:spacing w:after="20"/>
+            </w:pPr>
+            <w:r>
+              <w:rPr>
+                <w:rFonts w:ascii="Courier New" w:cs="Courier New" w:eastAsia="Courier New" w:hAnsi="Courier New"/>
+                <w:sz w:val="18"/>
+                <w:szCs w:val="18"/>
+              </w:rPr>
+              <w:t xml:space="preserve"> </w:t>
             </w:r>
           </w:p>
           <w:p>

--- a/Coding 2 - year/Unit 3 - Advanced Functions & Algorithms/Daily Lesson Plans/Word/Day 17.docx
+++ b/Coding 2 - year/Unit 3 - Advanced Functions & Algorithms/Daily Lesson Plans/Word/Day 17.docx
@@ -380,7 +380,7 @@
                 <w:sz w:val="20"/>
                 <w:szCs w:val="20"/>
               </w:rPr>
-              <w:t xml:space="preserve">    What do you already know about how to write Fibonacci using recursion and understand why optimization is necessary (memoization and tail recursion)?</w:t>
+              <w:t xml:space="preserve">    If you had to write Fibonacci using recursion and understand why optimization is necessary (memoization and tail recursion), what would be the very first line of code you'd write? Why?</w:t>
             </w:r>
             <w:r>
               <w:rPr>
@@ -477,7 +477,7 @@
                 <w:sz w:val="20"/>
                 <w:szCs w:val="20"/>
               </w:rPr>
-              <w:t xml:space="preserve">Today's Goal: By the end of class you will be able to write Fibonacci using recursion and understand why optimization is necessary (memoization and tail recursion).</w:t>
+              <w:t xml:space="preserve">Today’s Goal: By the end of class you will be able to write Fibonacci using recursion and understand why optimization is necessary (memoization and tail recursion).</w:t>
             </w:r>
             <w:r>
               <w:rPr>
@@ -1239,7 +1239,7 @@
                 <w:sz w:val="20"/>
                 <w:szCs w:val="20"/>
               </w:rPr>
-              <w:t xml:space="preserve">Quick Check: Write Fibonacci using recursion and understand why optimization is necessary (memoization and tail recursion)?</w:t>
+              <w:t xml:space="preserve">Without looking at your notes, write pseudocode showing how to write Fibonacci using recursion and understand why optimization is necessary (memoization and tail recursion).</w:t>
             </w:r>
             <w:r>
               <w:rPr>

--- a/Coding 2 - year/Unit 3 - Advanced Functions & Algorithms/Daily Lesson Plans/Word/Day 17.docx
+++ b/Coding 2 - year/Unit 3 - Advanced Functions & Algorithms/Daily Lesson Plans/Word/Day 17.docx
@@ -1103,6 +1103,19 @@
             <w:r>
               <w:rPr>
                 <w:rFonts w:ascii="Arial" w:cs="Arial" w:eastAsia="Arial" w:hAnsi="Arial"/>
+                <w:b/>
+                <w:bCs/>
+                <w:i w:val="false"/>
+                <w:iCs w:val="false"/>
+                <w:color w:val="000000"/>
+                <w:sz w:val="20"/>
+                <w:szCs w:val="20"/>
+              </w:rPr>
+              <w:t xml:space="preserve">    Beginner: </w:t>
+            </w:r>
+            <w:r>
+              <w:rPr>
+                <w:rFonts w:ascii="Arial" w:cs="Arial" w:eastAsia="Arial" w:hAnsi="Arial"/>
                 <w:b w:val="false"/>
                 <w:bCs w:val="false"/>
                 <w:i w:val="false"/>
@@ -1111,7 +1124,77 @@
                 <w:sz w:val="20"/>
                 <w:szCs w:val="20"/>
               </w:rPr>
-              <w:t xml:space="preserve">    Work through problems from the day's exercise set.</w:t>
+              <w:t xml:space="preserve">Write a recursive function to find the nth number in a simple sequence (like every other Fibonacci number).</w:t>
+            </w:r>
+            <w:r>
+              <w:rPr>
+                <w:rFonts w:ascii="Arial" w:cs="Arial" w:eastAsia="Arial" w:hAnsi="Arial"/>
+                <w:sz w:val="20"/>
+                <w:szCs w:val="20"/>
+              </w:rPr>
+              <w:br/>
+              <w:t xml:space="preserve"/>
+            </w:r>
+            <w:r>
+              <w:rPr>
+                <w:rFonts w:ascii="Arial" w:cs="Arial" w:eastAsia="Arial" w:hAnsi="Arial"/>
+                <w:b/>
+                <w:bCs/>
+                <w:i w:val="false"/>
+                <w:iCs w:val="false"/>
+                <w:color w:val="000000"/>
+                <w:sz w:val="20"/>
+                <w:szCs w:val="20"/>
+              </w:rPr>
+              <w:t xml:space="preserve">    Intermediate: </w:t>
+            </w:r>
+            <w:r>
+              <w:rPr>
+                <w:rFonts w:ascii="Arial" w:cs="Arial" w:eastAsia="Arial" w:hAnsi="Arial"/>
+                <w:b w:val="false"/>
+                <w:bCs w:val="false"/>
+                <w:i w:val="false"/>
+                <w:iCs w:val="false"/>
+                <w:color w:val="000000"/>
+                <w:sz w:val="20"/>
+                <w:szCs w:val="20"/>
+              </w:rPr>
+              <w:t xml:space="preserve">Implement both simple and memoized versions of a recursive function and compare performance.</w:t>
+            </w:r>
+            <w:r>
+              <w:rPr>
+                <w:rFonts w:ascii="Arial" w:cs="Arial" w:eastAsia="Arial" w:hAnsi="Arial"/>
+                <w:sz w:val="20"/>
+                <w:szCs w:val="20"/>
+              </w:rPr>
+              <w:br/>
+              <w:t xml:space="preserve"/>
+            </w:r>
+            <w:r>
+              <w:rPr>
+                <w:rFonts w:ascii="Arial" w:cs="Arial" w:eastAsia="Arial" w:hAnsi="Arial"/>
+                <w:b/>
+                <w:bCs/>
+                <w:i w:val="false"/>
+                <w:iCs w:val="false"/>
+                <w:color w:val="000000"/>
+                <w:sz w:val="20"/>
+                <w:szCs w:val="20"/>
+              </w:rPr>
+              <w:t xml:space="preserve">    Challenge: </w:t>
+            </w:r>
+            <w:r>
+              <w:rPr>
+                <w:rFonts w:ascii="Arial" w:cs="Arial" w:eastAsia="Arial" w:hAnsi="Arial"/>
+                <w:b w:val="false"/>
+                <w:bCs w:val="false"/>
+                <w:i w:val="false"/>
+                <w:iCs w:val="false"/>
+                <w:color w:val="000000"/>
+                <w:sz w:val="20"/>
+                <w:szCs w:val="20"/>
+              </w:rPr>
+              <w:t xml:space="preserve">Write a function that generates the Fibonacci sequence up to n terms (not up to a value, but n iterations).</w:t>
             </w:r>
             <w:r>
               <w:rPr>
@@ -3984,6 +4067,94 @@
       <w:pPr>
         <w:spacing w:after="160"/>
       </w:pPr>
+    </w:p>
+    <w:p>
+      <w:pPr>
+        <w:pBdr>
+          <w:bottom w:val="single" w:color="1B7A4A" w:sz="4" w:space="4"/>
+        </w:pBdr>
+        <w:spacing w:after="100" w:before="120"/>
+      </w:pPr>
+      <w:r>
+        <w:rPr>
+          <w:rFonts w:ascii="Arial" w:cs="Arial" w:eastAsia="Arial" w:hAnsi="Arial"/>
+          <w:b/>
+          <w:bCs/>
+          <w:color w:val="1B7A4A"/>
+          <w:sz w:val="24"/>
+          <w:szCs w:val="24"/>
+        </w:rPr>
+        <w:t xml:space="preserve">Practice Problems</w:t>
+      </w:r>
+    </w:p>
+    <w:p>
+      <w:pPr>
+        <w:spacing w:after="80"/>
+      </w:pPr>
+      <w:r>
+        <w:rPr>
+          <w:rFonts w:ascii="Arial" w:cs="Arial" w:eastAsia="Arial" w:hAnsi="Arial"/>
+          <w:b/>
+          <w:bCs/>
+          <w:sz w:val="20"/>
+          <w:szCs w:val="20"/>
+        </w:rPr>
+        <w:t xml:space="preserve">Problem 1: </w:t>
+      </w:r>
+      <w:r>
+        <w:rPr>
+          <w:rFonts w:ascii="Arial" w:cs="Arial" w:eastAsia="Arial" w:hAnsi="Arial"/>
+          <w:sz w:val="20"/>
+          <w:szCs w:val="20"/>
+        </w:rPr>
+        <w:t xml:space="preserve">Beginner:  Write a recursive function to find the nth number in a simple sequence (like every other Fibonacci number).</w:t>
+      </w:r>
+    </w:p>
+    <w:p>
+      <w:pPr>
+        <w:spacing w:after="80"/>
+      </w:pPr>
+      <w:r>
+        <w:rPr>
+          <w:rFonts w:ascii="Arial" w:cs="Arial" w:eastAsia="Arial" w:hAnsi="Arial"/>
+          <w:b/>
+          <w:bCs/>
+          <w:sz w:val="20"/>
+          <w:szCs w:val="20"/>
+        </w:rPr>
+        <w:t xml:space="preserve">Problem 2: </w:t>
+      </w:r>
+      <w:r>
+        <w:rPr>
+          <w:rFonts w:ascii="Arial" w:cs="Arial" w:eastAsia="Arial" w:hAnsi="Arial"/>
+          <w:sz w:val="20"/>
+          <w:szCs w:val="20"/>
+        </w:rPr>
+        <w:t xml:space="preserve">Intermediate:  Implement both simple and memoized versions of a recursive function and compare performance.</w:t>
+      </w:r>
+    </w:p>
+    <w:p>
+      <w:pPr>
+        <w:spacing w:after="80"/>
+      </w:pPr>
+      <w:r>
+        <w:rPr>
+          <w:rFonts w:ascii="Arial" w:cs="Arial" w:eastAsia="Arial" w:hAnsi="Arial"/>
+          <w:b/>
+          <w:bCs/>
+          <w:sz w:val="20"/>
+          <w:szCs w:val="20"/>
+        </w:rPr>
+        <w:t xml:space="preserve">Problem 3: </w:t>
+      </w:r>
+      <w:r>
+        <w:rPr>
+          <w:rFonts w:ascii="Arial" w:cs="Arial" w:eastAsia="Arial" w:hAnsi="Arial"/>
+          <w:sz w:val="20"/>
+          <w:szCs w:val="20"/>
+        </w:rPr>
+        <w:t xml:space="preserve">Challenge:  Write a function that generates the Fibonacci sequence up to n terms (not up to a value, but n iterations).</w:t>
+      </w:r>
     </w:p>
     <w:p>
       <w:pPr>
